--- a/fuentes/CFA2_12350005_DU.docx
+++ b/fuentes/CFA2_12350005_DU.docx
@@ -86,7 +86,7 @@
               </wp:anchor>
             </w:drawing>
           </mc:Choice>
-          <mc:Fallback xmlns:w16sdtfl="http://schemas.microsoft.com/office/word/2024/wordml/sdtformatlock" xmlns:w16du="http://schemas.microsoft.com/office/word/2023/wordml/word16du" xmlns:oel="http://schemas.microsoft.com/office/2019/extlst">
+          <mc:Fallback xmlns:oel="http://schemas.microsoft.com/office/2019/extlst" xmlns:w16du="http://schemas.microsoft.com/office/word/2023/wordml/word16du" xmlns:w16sdtfl="http://schemas.microsoft.com/office/word/2024/wordml/sdtformatlock">
             <w:pict>
               <v:rect w14:anchorId="4E7873B1" id="Rectángulo 3" o:spid="_x0000_s1026" alt="&quot;&quot;" style="position:absolute;margin-left:-54pt;margin-top:31.65pt;width:613.85pt;height:204pt;z-index:-251655168;visibility:visible;mso-wrap-style:square;mso-height-percent:0;mso-wrap-distance-left:9pt;mso-wrap-distance-top:0;mso-wrap-distance-right:9pt;mso-wrap-distance-bottom:0;mso-position-horizontal:absolute;mso-position-horizontal-relative:text;mso-position-vertical:absolute;mso-position-vertical-relative:text;mso-height-percent:0;mso-height-relative:margin;v-text-anchor:middle" o:gfxdata="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" fillcolor="#00314d" stroked="f" strokeweight="1pt"/>
             </w:pict>
@@ -524,7 +524,7 @@
           <w:r>
             <w:fldChar w:fldCharType="separate"/>
           </w:r>
-          <w:hyperlink w:anchor="_Toc210210628" w:history="1">
+          <w:hyperlink w:anchor="_Toc210730033" w:history="1">
             <w:r>
               <w:rPr>
                 <w:rStyle w:val="Hipervnculo"/>
@@ -551,7 +551,7 @@
                 <w:noProof/>
                 <w:webHidden/>
               </w:rPr>
-              <w:instrText xml:space="preserve"> PAGEREF _Toc210210628 \h </w:instrText>
+              <w:instrText xml:space="preserve"> PAGEREF _Toc210730033 \h </w:instrText>
             </w:r>
             <w:r>
               <w:rPr>
@@ -598,7 +598,7 @@
               <w14:ligatures w14:val="none"/>
             </w:rPr>
           </w:pPr>
-          <w:hyperlink w:anchor="_Toc210210629" w:history="1">
+          <w:hyperlink w:anchor="_Toc210730034" w:history="1">
             <w:r>
               <w:rPr>
                 <w:rStyle w:val="Hipervnculo"/>
@@ -643,7 +643,7 @@
                 <w:noProof/>
                 <w:webHidden/>
               </w:rPr>
-              <w:instrText xml:space="preserve"> PAGEREF _Toc210210629 \h </w:instrText>
+              <w:instrText xml:space="preserve"> PAGEREF _Toc210730034 \h </w:instrText>
             </w:r>
             <w:r>
               <w:rPr>
@@ -686,7 +686,7 @@
               <w14:ligatures w14:val="none"/>
             </w:rPr>
           </w:pPr>
-          <w:hyperlink w:anchor="_Toc210210630" w:history="1">
+          <w:hyperlink w:anchor="_Toc210730035" w:history="1">
             <w:r>
               <w:rPr>
                 <w:rStyle w:val="Hipervnculo"/>
@@ -731,7 +731,7 @@
                 <w:noProof/>
                 <w:webHidden/>
               </w:rPr>
-              <w:instrText xml:space="preserve"> PAGEREF _Toc210210630 \h </w:instrText>
+              <w:instrText xml:space="preserve"> PAGEREF _Toc210730035 \h </w:instrText>
             </w:r>
             <w:r>
               <w:rPr>
@@ -774,7 +774,7 @@
               <w14:ligatures w14:val="none"/>
             </w:rPr>
           </w:pPr>
-          <w:hyperlink w:anchor="_Toc210210631" w:history="1">
+          <w:hyperlink w:anchor="_Toc210730036" w:history="1">
             <w:r>
               <w:rPr>
                 <w:rStyle w:val="Hipervnculo"/>
@@ -819,7 +819,7 @@
                 <w:noProof/>
                 <w:webHidden/>
               </w:rPr>
-              <w:instrText xml:space="preserve"> PAGEREF _Toc210210631 \h </w:instrText>
+              <w:instrText xml:space="preserve"> PAGEREF _Toc210730036 \h </w:instrText>
             </w:r>
             <w:r>
               <w:rPr>
@@ -866,7 +866,7 @@
               <w14:ligatures w14:val="none"/>
             </w:rPr>
           </w:pPr>
-          <w:hyperlink w:anchor="_Toc210210632" w:history="1">
+          <w:hyperlink w:anchor="_Toc210730037" w:history="1">
             <w:r>
               <w:rPr>
                 <w:rStyle w:val="Hipervnculo"/>
@@ -911,7 +911,7 @@
                 <w:noProof/>
                 <w:webHidden/>
               </w:rPr>
-              <w:instrText xml:space="preserve"> PAGEREF _Toc210210632 \h </w:instrText>
+              <w:instrText xml:space="preserve"> PAGEREF _Toc210730037 \h </w:instrText>
             </w:r>
             <w:r>
               <w:rPr>
@@ -954,7 +954,7 @@
               <w14:ligatures w14:val="none"/>
             </w:rPr>
           </w:pPr>
-          <w:hyperlink w:anchor="_Toc210210633" w:history="1">
+          <w:hyperlink w:anchor="_Toc210730038" w:history="1">
             <w:r>
               <w:rPr>
                 <w:rStyle w:val="Hipervnculo"/>
@@ -999,7 +999,7 @@
                 <w:noProof/>
                 <w:webHidden/>
               </w:rPr>
-              <w:instrText xml:space="preserve"> PAGEREF _Toc210210633 \h </w:instrText>
+              <w:instrText xml:space="preserve"> PAGEREF _Toc210730038 \h </w:instrText>
             </w:r>
             <w:r>
               <w:rPr>
@@ -1042,7 +1042,7 @@
               <w14:ligatures w14:val="none"/>
             </w:rPr>
           </w:pPr>
-          <w:hyperlink w:anchor="_Toc210210634" w:history="1">
+          <w:hyperlink w:anchor="_Toc210730039" w:history="1">
             <w:r>
               <w:rPr>
                 <w:rStyle w:val="Hipervnculo"/>
@@ -1087,7 +1087,7 @@
                 <w:noProof/>
                 <w:webHidden/>
               </w:rPr>
-              <w:instrText xml:space="preserve"> PAGEREF _Toc210210634 \h </w:instrText>
+              <w:instrText xml:space="preserve"> PAGEREF _Toc210730039 \h </w:instrText>
             </w:r>
             <w:r>
               <w:rPr>
@@ -1134,7 +1134,7 @@
               <w14:ligatures w14:val="none"/>
             </w:rPr>
           </w:pPr>
-          <w:hyperlink w:anchor="_Toc210210635" w:history="1">
+          <w:hyperlink w:anchor="_Toc210730040" w:history="1">
             <w:r>
               <w:rPr>
                 <w:rStyle w:val="Hipervnculo"/>
@@ -1179,7 +1179,7 @@
                 <w:noProof/>
                 <w:webHidden/>
               </w:rPr>
-              <w:instrText xml:space="preserve"> PAGEREF _Toc210210635 \h </w:instrText>
+              <w:instrText xml:space="preserve"> PAGEREF _Toc210730040 \h </w:instrText>
             </w:r>
             <w:r>
               <w:rPr>
@@ -1222,7 +1222,7 @@
               <w14:ligatures w14:val="none"/>
             </w:rPr>
           </w:pPr>
-          <w:hyperlink w:anchor="_Toc210210636" w:history="1">
+          <w:hyperlink w:anchor="_Toc210730041" w:history="1">
             <w:r>
               <w:rPr>
                 <w:rStyle w:val="Hipervnculo"/>
@@ -1267,7 +1267,7 @@
                 <w:noProof/>
                 <w:webHidden/>
               </w:rPr>
-              <w:instrText xml:space="preserve"> PAGEREF _Toc210210636 \h </w:instrText>
+              <w:instrText xml:space="preserve"> PAGEREF _Toc210730041 \h </w:instrText>
             </w:r>
             <w:r>
               <w:rPr>
@@ -1310,7 +1310,7 @@
               <w14:ligatures w14:val="none"/>
             </w:rPr>
           </w:pPr>
-          <w:hyperlink w:anchor="_Toc210210637" w:history="1">
+          <w:hyperlink w:anchor="_Toc210730042" w:history="1">
             <w:r>
               <w:rPr>
                 <w:rStyle w:val="Hipervnculo"/>
@@ -1355,7 +1355,7 @@
                 <w:noProof/>
                 <w:webHidden/>
               </w:rPr>
-              <w:instrText xml:space="preserve"> PAGEREF _Toc210210637 \h </w:instrText>
+              <w:instrText xml:space="preserve"> PAGEREF _Toc210730042 \h </w:instrText>
             </w:r>
             <w:r>
               <w:rPr>
@@ -1398,7 +1398,7 @@
               <w14:ligatures w14:val="none"/>
             </w:rPr>
           </w:pPr>
-          <w:hyperlink w:anchor="_Toc210210638" w:history="1">
+          <w:hyperlink w:anchor="_Toc210730043" w:history="1">
             <w:r>
               <w:rPr>
                 <w:rStyle w:val="Hipervnculo"/>
@@ -1443,7 +1443,7 @@
                 <w:noProof/>
                 <w:webHidden/>
               </w:rPr>
-              <w:instrText xml:space="preserve"> PAGEREF _Toc210210638 \h </w:instrText>
+              <w:instrText xml:space="preserve"> PAGEREF _Toc210730043 \h </w:instrText>
             </w:r>
             <w:r>
               <w:rPr>
@@ -1490,7 +1490,7 @@
               <w14:ligatures w14:val="none"/>
             </w:rPr>
           </w:pPr>
-          <w:hyperlink w:anchor="_Toc210210639" w:history="1">
+          <w:hyperlink w:anchor="_Toc210730044" w:history="1">
             <w:r>
               <w:rPr>
                 <w:rStyle w:val="Hipervnculo"/>
@@ -1535,7 +1535,7 @@
                 <w:noProof/>
                 <w:webHidden/>
               </w:rPr>
-              <w:instrText xml:space="preserve"> PAGEREF _Toc210210639 \h </w:instrText>
+              <w:instrText xml:space="preserve"> PAGEREF _Toc210730044 \h </w:instrText>
             </w:r>
             <w:r>
               <w:rPr>
@@ -1578,7 +1578,7 @@
               <w14:ligatures w14:val="none"/>
             </w:rPr>
           </w:pPr>
-          <w:hyperlink w:anchor="_Toc210210640" w:history="1">
+          <w:hyperlink w:anchor="_Toc210730045" w:history="1">
             <w:r>
               <w:rPr>
                 <w:rStyle w:val="Hipervnculo"/>
@@ -1623,7 +1623,7 @@
                 <w:noProof/>
                 <w:webHidden/>
               </w:rPr>
-              <w:instrText xml:space="preserve"> PAGEREF _Toc210210640 \h </w:instrText>
+              <w:instrText xml:space="preserve"> PAGEREF _Toc210730045 \h </w:instrText>
             </w:r>
             <w:r>
               <w:rPr>
@@ -1666,7 +1666,7 @@
               <w14:ligatures w14:val="none"/>
             </w:rPr>
           </w:pPr>
-          <w:hyperlink w:anchor="_Toc210210641" w:history="1">
+          <w:hyperlink w:anchor="_Toc210730046" w:history="1">
             <w:r>
               <w:rPr>
                 <w:rStyle w:val="Hipervnculo"/>
@@ -1711,7 +1711,7 @@
                 <w:noProof/>
                 <w:webHidden/>
               </w:rPr>
-              <w:instrText xml:space="preserve"> PAGEREF _Toc210210641 \h </w:instrText>
+              <w:instrText xml:space="preserve"> PAGEREF _Toc210730046 \h </w:instrText>
             </w:r>
             <w:r>
               <w:rPr>
@@ -1758,7 +1758,7 @@
               <w14:ligatures w14:val="none"/>
             </w:rPr>
           </w:pPr>
-          <w:hyperlink w:anchor="_Toc210210642" w:history="1">
+          <w:hyperlink w:anchor="_Toc210730047" w:history="1">
             <w:r>
               <w:rPr>
                 <w:rStyle w:val="Hipervnculo"/>
@@ -1803,7 +1803,7 @@
                 <w:noProof/>
                 <w:webHidden/>
               </w:rPr>
-              <w:instrText xml:space="preserve"> PAGEREF _Toc210210642 \h </w:instrText>
+              <w:instrText xml:space="preserve"> PAGEREF _Toc210730047 \h </w:instrText>
             </w:r>
             <w:r>
               <w:rPr>
@@ -1846,7 +1846,7 @@
               <w14:ligatures w14:val="none"/>
             </w:rPr>
           </w:pPr>
-          <w:hyperlink w:anchor="_Toc210210643" w:history="1">
+          <w:hyperlink w:anchor="_Toc210730048" w:history="1">
             <w:r>
               <w:rPr>
                 <w:rStyle w:val="Hipervnculo"/>
@@ -1891,7 +1891,7 @@
                 <w:noProof/>
                 <w:webHidden/>
               </w:rPr>
-              <w:instrText xml:space="preserve"> PAGEREF _Toc210210643 \h </w:instrText>
+              <w:instrText xml:space="preserve"> PAGEREF _Toc210730048 \h </w:instrText>
             </w:r>
             <w:r>
               <w:rPr>
@@ -1934,7 +1934,7 @@
               <w14:ligatures w14:val="none"/>
             </w:rPr>
           </w:pPr>
-          <w:hyperlink w:anchor="_Toc210210644" w:history="1">
+          <w:hyperlink w:anchor="_Toc210730049" w:history="1">
             <w:r>
               <w:rPr>
                 <w:rStyle w:val="Hipervnculo"/>
@@ -1979,7 +1979,7 @@
                 <w:noProof/>
                 <w:webHidden/>
               </w:rPr>
-              <w:instrText xml:space="preserve"> PAGEREF _Toc210210644 \h </w:instrText>
+              <w:instrText xml:space="preserve"> PAGEREF _Toc210730049 \h </w:instrText>
             </w:r>
             <w:r>
               <w:rPr>
@@ -2025,7 +2025,7 @@
               <w14:ligatures w14:val="none"/>
             </w:rPr>
           </w:pPr>
-          <w:hyperlink w:anchor="_Toc210210645" w:history="1">
+          <w:hyperlink w:anchor="_Toc210730050" w:history="1">
             <w:r>
               <w:rPr>
                 <w:rStyle w:val="Hipervnculo"/>
@@ -2052,7 +2052,7 @@
                 <w:noProof/>
                 <w:webHidden/>
               </w:rPr>
-              <w:instrText xml:space="preserve"> PAGEREF _Toc210210645 \h </w:instrText>
+              <w:instrText xml:space="preserve"> PAGEREF _Toc210730050 \h </w:instrText>
             </w:r>
             <w:r>
               <w:rPr>
@@ -2098,7 +2098,7 @@
               <w14:ligatures w14:val="none"/>
             </w:rPr>
           </w:pPr>
-          <w:hyperlink w:anchor="_Toc210210646" w:history="1">
+          <w:hyperlink w:anchor="_Toc210730051" w:history="1">
             <w:r>
               <w:rPr>
                 <w:rStyle w:val="Hipervnculo"/>
@@ -2125,7 +2125,7 @@
                 <w:noProof/>
                 <w:webHidden/>
               </w:rPr>
-              <w:instrText xml:space="preserve"> PAGEREF _Toc210210646 \h </w:instrText>
+              <w:instrText xml:space="preserve"> PAGEREF _Toc210730051 \h </w:instrText>
             </w:r>
             <w:r>
               <w:rPr>
@@ -2171,7 +2171,7 @@
               <w14:ligatures w14:val="none"/>
             </w:rPr>
           </w:pPr>
-          <w:hyperlink w:anchor="_Toc210210647" w:history="1">
+          <w:hyperlink w:anchor="_Toc210730052" w:history="1">
             <w:r>
               <w:rPr>
                 <w:rStyle w:val="Hipervnculo"/>
@@ -2198,7 +2198,7 @@
                 <w:noProof/>
                 <w:webHidden/>
               </w:rPr>
-              <w:instrText xml:space="preserve"> PAGEREF _Toc210210647 \h </w:instrText>
+              <w:instrText xml:space="preserve"> PAGEREF _Toc210730052 \h </w:instrText>
             </w:r>
             <w:r>
               <w:rPr>
@@ -2244,7 +2244,7 @@
               <w14:ligatures w14:val="none"/>
             </w:rPr>
           </w:pPr>
-          <w:hyperlink w:anchor="_Toc210210648" w:history="1">
+          <w:hyperlink w:anchor="_Toc210730053" w:history="1">
             <w:r>
               <w:rPr>
                 <w:rStyle w:val="Hipervnculo"/>
@@ -2271,7 +2271,7 @@
                 <w:noProof/>
                 <w:webHidden/>
               </w:rPr>
-              <w:instrText xml:space="preserve"> PAGEREF _Toc210210648 \h </w:instrText>
+              <w:instrText xml:space="preserve"> PAGEREF _Toc210730053 \h </w:instrText>
             </w:r>
             <w:r>
               <w:rPr>
@@ -2317,7 +2317,7 @@
               <w14:ligatures w14:val="none"/>
             </w:rPr>
           </w:pPr>
-          <w:hyperlink w:anchor="_Toc210210649" w:history="1">
+          <w:hyperlink w:anchor="_Toc210730054" w:history="1">
             <w:r>
               <w:rPr>
                 <w:rStyle w:val="Hipervnculo"/>
@@ -2344,7 +2344,7 @@
                 <w:noProof/>
                 <w:webHidden/>
               </w:rPr>
-              <w:instrText xml:space="preserve"> PAGEREF _Toc210210649 \h </w:instrText>
+              <w:instrText xml:space="preserve"> PAGEREF _Toc210730054 \h </w:instrText>
             </w:r>
             <w:r>
               <w:rPr>
@@ -2409,7 +2409,7 @@
       <w:pPr>
         <w:pStyle w:val="Titulosgenerales"/>
       </w:pPr>
-      <w:bookmarkStart w:id="0" w:name="_Toc210210628"/>
+      <w:bookmarkStart w:id="0" w:name="_Toc210730033"/>
       <w:r>
         <w:lastRenderedPageBreak/>
         <w:t>Introducción</w:t>
@@ -2421,7 +2421,13 @@
         <w:t xml:space="preserve">El componente formativo </w:t>
       </w:r>
       <w:r>
-        <w:t>“Elaboración y presentación del presupuesto empresarial” tiene como propósito fortalecer las competencias técnicas necesarias para construir, proyectar y comunicar presupuestos organizacionales de manera precisa y fundamentada. A partir del análisis de información histórica, se desarrollan habilidades para estimar ingresos, egresos y resultados esperados, utilizando criterios técnicos y métodos de proyección ajustados a las necesidades de distintos tipos de empresa.</w:t>
+        <w:t>Elaboración y presentación del presupuesto empresarial</w:t>
+      </w:r>
+      <w:r>
+        <w:t xml:space="preserve"> </w:t>
+      </w:r>
+      <w:r>
+        <w:t>tiene como propósito fortalecer las competencias técnicas necesarias para construir, proyectar y comunicar presupuestos organizacionales de manera precisa y fundamentada. A partir del análisis de información histórica, se desarrollan habilidades para estimar ingresos, egresos y resultados esperados, utilizando criterios técnicos y métodos de proyección ajustados a las necesidades de distintos tipos de empresa.</w:t>
       </w:r>
     </w:p>
     <w:p>
@@ -2652,7 +2658,7 @@
               <w:t xml:space="preserve"> </w:t>
             </w:r>
             <w:r>
-              <w:t xml:space="preserve">le damos la bienvenida al componente formativo titulado “Elaboración y presentación del presupuesto empresarial”. </w:t>
+              <w:t xml:space="preserve">le damos la bienvenida al componente formativo titulado Elaboración y presentación del presupuesto empresarial. </w:t>
             </w:r>
           </w:p>
           <w:p>
@@ -2719,7 +2725,7 @@
       <w:pPr>
         <w:pStyle w:val="Ttulo1"/>
       </w:pPr>
-      <w:bookmarkStart w:id="2" w:name="_Toc210210629"/>
+      <w:bookmarkStart w:id="2" w:name="_Toc210730034"/>
       <w:r>
         <w:lastRenderedPageBreak/>
         <w:t>P</w:t>
@@ -2750,7 +2756,7 @@
       <w:pPr>
         <w:pStyle w:val="Ttulo2"/>
       </w:pPr>
-      <w:bookmarkStart w:id="3" w:name="_Toc210210630"/>
+      <w:bookmarkStart w:id="3" w:name="_Toc210730035"/>
       <w:r>
         <w:t>Métodos de cálculo</w:t>
       </w:r>
@@ -2918,7 +2924,7 @@
         <w:rPr>
           <w:lang w:val="es-419" w:eastAsia="es-CO"/>
         </w:rPr>
-        <w:t>Estos métodos se usan cuando no existen suficiente información histórica o cuando el entorno es muy incierto.</w:t>
+        <w:t>Estos métodos se usan cuando no existe suficiente información histórica o cuando el entorno es muy incierto.</w:t>
       </w:r>
     </w:p>
     <w:p>
@@ -3057,7 +3063,7 @@
       <w:pPr>
         <w:pStyle w:val="Ttulo2"/>
       </w:pPr>
-      <w:bookmarkStart w:id="4" w:name="_Toc210210631"/>
+      <w:bookmarkStart w:id="4" w:name="_Toc210730036"/>
       <w:r>
         <w:t>Fijación de factores y proyecciones</w:t>
       </w:r>
@@ -3230,7 +3236,7 @@
       <w:pPr>
         <w:pStyle w:val="Ttulo1"/>
       </w:pPr>
-      <w:bookmarkStart w:id="5" w:name="_Toc210210632"/>
+      <w:bookmarkStart w:id="5" w:name="_Toc210730037"/>
       <w:r>
         <w:lastRenderedPageBreak/>
         <w:t>Ingresos, costos y gastos</w:t>
@@ -3347,7 +3353,7 @@
       <w:pPr>
         <w:pStyle w:val="Ttulo2"/>
       </w:pPr>
-      <w:bookmarkStart w:id="6" w:name="_Toc210210633"/>
+      <w:bookmarkStart w:id="6" w:name="_Toc210730038"/>
       <w:r>
         <w:t>Tipos</w:t>
       </w:r>
@@ -3902,7 +3908,7 @@
       <w:pPr>
         <w:pStyle w:val="Ttulo2"/>
       </w:pPr>
-      <w:bookmarkStart w:id="7" w:name="_Toc210210634"/>
+      <w:bookmarkStart w:id="7" w:name="_Toc210730039"/>
       <w:r>
         <w:t>Técnicas de estimación</w:t>
       </w:r>
@@ -4480,7 +4486,7 @@
       <w:pPr>
         <w:pStyle w:val="Ttulo1"/>
       </w:pPr>
-      <w:bookmarkStart w:id="8" w:name="_Toc210210635"/>
+      <w:bookmarkStart w:id="8" w:name="_Toc210730040"/>
       <w:r>
         <w:lastRenderedPageBreak/>
         <w:t>Variables presupuestales</w:t>
@@ -4504,7 +4510,7 @@
       <w:pPr>
         <w:pStyle w:val="Ttulo2"/>
       </w:pPr>
-      <w:bookmarkStart w:id="9" w:name="_Toc210210636"/>
+      <w:bookmarkStart w:id="9" w:name="_Toc210730041"/>
       <w:r>
         <w:t>Componentes</w:t>
       </w:r>
@@ -4877,7 +4883,7 @@
       <w:pPr>
         <w:pStyle w:val="Ttulo2"/>
       </w:pPr>
-      <w:bookmarkStart w:id="10" w:name="_Toc210210637"/>
+      <w:bookmarkStart w:id="10" w:name="_Toc210730042"/>
       <w:r>
         <w:t>Unidades de medida</w:t>
       </w:r>
@@ -5688,7 +5694,7 @@
       <w:pPr>
         <w:pStyle w:val="Ttulo2"/>
       </w:pPr>
-      <w:bookmarkStart w:id="11" w:name="_Toc210210638"/>
+      <w:bookmarkStart w:id="11" w:name="_Toc210730043"/>
       <w:r>
         <w:t>Parámetros técnicos</w:t>
       </w:r>
@@ -6713,7 +6719,7 @@
       <w:pPr>
         <w:pStyle w:val="Ttulo1"/>
       </w:pPr>
-      <w:bookmarkStart w:id="12" w:name="_Toc210210639"/>
+      <w:bookmarkStart w:id="12" w:name="_Toc210730044"/>
       <w:r>
         <w:lastRenderedPageBreak/>
         <w:t>Herramientas TIC</w:t>
@@ -6730,7 +6736,43 @@
         <w:rPr>
           <w:lang w:val="es-419" w:eastAsia="es-CO"/>
         </w:rPr>
-        <w:t>Las herramientas TIC (tecnologías de la información y la comunicación) son aplicaciones, plataformas y recursos digitales diseñados para optimizar la recolección, procesamiento, análisis y presentación de la información financiera. Estas herramientas permiten automatizar cálculos, simular escenarios, generar reportes en tiempo real y facilitar la toma de decisiones estratégicas, garantizando mayor precisión, eficiencia y transparencia en la gestión presupuestal.</w:t>
+        <w:t>Las herramientas TIC (</w:t>
+      </w:r>
+      <w:r>
+        <w:rPr>
+          <w:lang w:val="es-419" w:eastAsia="es-CO"/>
+        </w:rPr>
+        <w:t>T</w:t>
+      </w:r>
+      <w:r>
+        <w:rPr>
+          <w:lang w:val="es-419" w:eastAsia="es-CO"/>
+        </w:rPr>
+        <w:t xml:space="preserve">ecnologías de la </w:t>
+      </w:r>
+      <w:r>
+        <w:rPr>
+          <w:lang w:val="es-419" w:eastAsia="es-CO"/>
+        </w:rPr>
+        <w:t>I</w:t>
+      </w:r>
+      <w:r>
+        <w:rPr>
+          <w:lang w:val="es-419" w:eastAsia="es-CO"/>
+        </w:rPr>
+        <w:t xml:space="preserve">nformación y la </w:t>
+      </w:r>
+      <w:r>
+        <w:rPr>
+          <w:lang w:val="es-419" w:eastAsia="es-CO"/>
+        </w:rPr>
+        <w:t>C</w:t>
+      </w:r>
+      <w:r>
+        <w:rPr>
+          <w:lang w:val="es-419" w:eastAsia="es-CO"/>
+        </w:rPr>
+        <w:t>omunicación) son aplicaciones, plataformas y recursos digitales diseñados para optimizar la recolección, procesamiento, análisis y presentación de la información financiera. Estas herramientas permiten automatizar cálculos, simular escenarios, generar reportes en tiempo real y facilitar la toma de decisiones estratégicas, garantizando mayor precisión, eficiencia y transparencia en la gestión presupuestal.</w:t>
       </w:r>
     </w:p>
     <w:p>
@@ -6774,7 +6816,7 @@
         <w:rPr>
           <w:lang w:val="es-419" w:eastAsia="es-CO"/>
         </w:rPr>
-        <w:t>as más usadas están: Microsoft Excel, Google Sheets útiles para para cálculos y proyecciones.</w:t>
+        <w:t>as más usadas están: Microsoft Excel, Google Sheets útiles para cálculos y proyecciones.</w:t>
       </w:r>
     </w:p>
     <w:p>
@@ -6879,39 +6921,55 @@
           <w:b/>
           <w:bCs/>
         </w:rPr>
-        <w:t>business intelligence</w:t>
-      </w:r>
-      <w:r>
-        <w:rPr>
+        <w:t>B</w:t>
+      </w:r>
+      <w:r>
+        <w:rPr>
+          <w:rStyle w:val="Extranjerismo"/>
           <w:b/>
           <w:bCs/>
-          <w:lang w:val="es-419" w:eastAsia="es-CO"/>
-        </w:rPr>
-        <w:t>):</w:t>
-      </w:r>
-      <w:r>
-        <w:rPr>
-          <w:lang w:val="es-419" w:eastAsia="es-CO"/>
-        </w:rPr>
-        <w:t xml:space="preserve"> g</w:t>
-      </w:r>
-      <w:r>
-        <w:rPr>
-          <w:lang w:val="es-419" w:eastAsia="es-CO"/>
-        </w:rPr>
-        <w:t>eneran tableros de control y análisis de indicadores presupuestales.</w:t>
-      </w:r>
-    </w:p>
-    <w:p>
-      <w:pPr>
-        <w:rPr>
-          <w:lang w:val="es-419" w:eastAsia="es-CO"/>
-        </w:rPr>
-      </w:pPr>
-      <w:r>
-        <w:rPr>
+        </w:rPr>
+        <w:t>usiness</w:t>
+      </w:r>
+      <w:r>
+        <w:rPr>
+          <w:rStyle w:val="Extranjerismo"/>
           <w:b/>
           <w:bCs/>
+        </w:rPr>
+        <w:t xml:space="preserve"> intelligence</w:t>
+      </w:r>
+      <w:r>
+        <w:rPr>
+          <w:b/>
+          <w:bCs/>
+          <w:lang w:val="es-419" w:eastAsia="es-CO"/>
+        </w:rPr>
+        <w:t>):</w:t>
+      </w:r>
+      <w:r>
+        <w:rPr>
+          <w:lang w:val="es-419" w:eastAsia="es-CO"/>
+        </w:rPr>
+        <w:t xml:space="preserve"> g</w:t>
+      </w:r>
+      <w:r>
+        <w:rPr>
+          <w:lang w:val="es-419" w:eastAsia="es-CO"/>
+        </w:rPr>
+        <w:t>eneran tableros de control y análisis de indicadores presupuestales.</w:t>
+      </w:r>
+    </w:p>
+    <w:p>
+      <w:pPr>
+        <w:rPr>
+          <w:lang w:val="es-419" w:eastAsia="es-CO"/>
+        </w:rPr>
+      </w:pPr>
+      <w:r>
+        <w:rPr>
+          <w:b/>
+          <w:bCs/>
           <w:lang w:val="es-419" w:eastAsia="es-CO"/>
         </w:rPr>
         <w:t>Aplicaciones de presentación y visualización</w:t>
@@ -6933,7 +6991,7 @@
       <w:pPr>
         <w:pStyle w:val="Ttulo2"/>
       </w:pPr>
-      <w:bookmarkStart w:id="13" w:name="_Toc210210640"/>
+      <w:bookmarkStart w:id="13" w:name="_Toc210730045"/>
       <w:r>
         <w:lastRenderedPageBreak/>
         <w:t>Hoja de cálculo</w:t>
@@ -7058,7 +7116,7 @@
       <w:pPr>
         <w:pStyle w:val="Ttulo2"/>
       </w:pPr>
-      <w:bookmarkStart w:id="14" w:name="_Toc210210641"/>
+      <w:bookmarkStart w:id="14" w:name="_Toc210730046"/>
       <w:r>
         <w:lastRenderedPageBreak/>
         <w:t>Funciones estadísticas y gráficos</w:t>
@@ -7935,7 +7993,7 @@
       <w:pPr>
         <w:pStyle w:val="Ttulo1"/>
       </w:pPr>
-      <w:bookmarkStart w:id="15" w:name="_Toc210210642"/>
+      <w:bookmarkStart w:id="15" w:name="_Toc210730047"/>
       <w:r>
         <w:lastRenderedPageBreak/>
         <w:t>Presentación de informes</w:t>
@@ -7994,7 +8052,7 @@
       <w:pPr>
         <w:pStyle w:val="Ttulo2"/>
       </w:pPr>
-      <w:bookmarkStart w:id="16" w:name="_Toc210210643"/>
+      <w:bookmarkStart w:id="16" w:name="_Toc210730048"/>
       <w:r>
         <w:t>Estructura</w:t>
       </w:r>
@@ -8219,7 +8277,7 @@
       <w:pPr>
         <w:pStyle w:val="Ttulo2"/>
       </w:pPr>
-      <w:bookmarkStart w:id="17" w:name="_Toc210210644"/>
+      <w:bookmarkStart w:id="17" w:name="_Toc210730049"/>
       <w:r>
         <w:t>Técnicas de redacción y visualización de datos</w:t>
       </w:r>
@@ -8264,7 +8322,7 @@
       <w:pPr>
         <w:pStyle w:val="Titulosgenerales"/>
       </w:pPr>
-      <w:bookmarkStart w:id="18" w:name="_Toc210210645"/>
+      <w:bookmarkStart w:id="18" w:name="_Toc210730050"/>
       <w:r>
         <w:lastRenderedPageBreak/>
         <w:t>Síntesis</w:t>
@@ -8284,7 +8342,7 @@
         <w:rPr>
           <w:lang w:val="es-419" w:eastAsia="es-CO"/>
         </w:rPr>
-        <w:t>El componente formativo “Elaboración y presentación del presupuesto empresarial” permite al aprendiz aplicar técnicas de estimación, proyección y estructuración de presupuestos organizacionales con base en información histórica y criterios técnicos. A través del análisis de ingresos, egresos y resultados esperados, se construyen presupuestos operativos, financieros y de inversión que responden a los objetivos de diferentes tipos de empresa.</w:t>
+        <w:t>El componente formativo Elaboración y presentación del presupuesto empresarial permite al aprendiz aplicar técnicas de estimación, proyección y estructuración de presupuestos organizacionales con base en información histórica y criterios técnicos. A través del análisis de ingresos, egresos y resultados esperados, se construyen presupuestos operativos, financieros y de inversión que responden a los objetivos de diferentes tipos de empresa.</w:t>
       </w:r>
     </w:p>
     <w:p>
@@ -8367,7 +8425,7 @@
       <w:pPr>
         <w:pStyle w:val="Titulosgenerales"/>
       </w:pPr>
-      <w:bookmarkStart w:id="19" w:name="_Toc210210646"/>
+      <w:bookmarkStart w:id="19" w:name="_Toc210730051"/>
       <w:r>
         <w:lastRenderedPageBreak/>
         <w:t>Glosario</w:t>
@@ -8468,7 +8526,54 @@
           <w:lang w:val="es-419"/>
         </w:rPr>
         <w:tab/>
-        <w:t>tecnologías de la información y comunicación utilizadas para la gestión y análisis financiero.</w:t>
+      </w:r>
+      <w:r>
+        <w:rPr>
+          <w:rFonts w:ascii="Calibri" w:hAnsi="Calibri" w:cs="Calibri"/>
+          <w:szCs w:val="28"/>
+          <w:lang w:val="es-419"/>
+        </w:rPr>
+        <w:t>T</w:t>
+      </w:r>
+      <w:r>
+        <w:rPr>
+          <w:rFonts w:ascii="Calibri" w:hAnsi="Calibri" w:cs="Calibri"/>
+          <w:szCs w:val="28"/>
+          <w:lang w:val="es-419"/>
+        </w:rPr>
+        <w:t xml:space="preserve">ecnologías de la </w:t>
+      </w:r>
+      <w:r>
+        <w:rPr>
+          <w:rFonts w:ascii="Calibri" w:hAnsi="Calibri" w:cs="Calibri"/>
+          <w:szCs w:val="28"/>
+          <w:lang w:val="es-419"/>
+        </w:rPr>
+        <w:t>I</w:t>
+      </w:r>
+      <w:r>
+        <w:rPr>
+          <w:rFonts w:ascii="Calibri" w:hAnsi="Calibri" w:cs="Calibri"/>
+          <w:szCs w:val="28"/>
+          <w:lang w:val="es-419"/>
+        </w:rPr>
+        <w:t xml:space="preserve">nformación y </w:t>
+      </w:r>
+      <w:r>
+        <w:rPr>
+          <w:rFonts w:ascii="Calibri" w:hAnsi="Calibri" w:cs="Calibri"/>
+          <w:szCs w:val="28"/>
+          <w:lang w:val="es-419"/>
+        </w:rPr>
+        <w:t>C</w:t>
+      </w:r>
+      <w:r>
+        <w:rPr>
+          <w:rFonts w:ascii="Calibri" w:hAnsi="Calibri" w:cs="Calibri"/>
+          <w:szCs w:val="28"/>
+          <w:lang w:val="es-419"/>
+        </w:rPr>
+        <w:t>omunicación utilizadas para la gestión y análisis financiero.</w:t>
       </w:r>
     </w:p>
     <w:p>
@@ -8650,7 +8755,7 @@
       <w:pPr>
         <w:pStyle w:val="Titulosgenerales"/>
       </w:pPr>
-      <w:bookmarkStart w:id="20" w:name="_Toc210210647"/>
+      <w:bookmarkStart w:id="20" w:name="_Toc210730052"/>
       <w:r>
         <w:lastRenderedPageBreak/>
         <w:t>Material complementario</w:t>
@@ -9019,7 +9124,7 @@
       <w:pPr>
         <w:pStyle w:val="Titulosgenerales"/>
       </w:pPr>
-      <w:bookmarkStart w:id="21" w:name="_Toc210210648"/>
+      <w:bookmarkStart w:id="21" w:name="_Toc210730053"/>
       <w:r>
         <w:lastRenderedPageBreak/>
         <w:t>Referencias bibliográficas</w:t>
@@ -9738,7 +9843,7 @@
       <w:pPr>
         <w:pStyle w:val="Titulosgenerales"/>
       </w:pPr>
-      <w:bookmarkStart w:id="22" w:name="_Toc210210649"/>
+      <w:bookmarkStart w:id="22" w:name="_Toc210730054"/>
       <w:r>
         <w:lastRenderedPageBreak/>
         <w:t>C</w:t>
@@ -10110,7 +10215,7 @@
                 <w:rFonts w:cs="Calibri"/>
                 <w:szCs w:val="24"/>
               </w:rPr>
-              <w:t>Centro de Comercio y Servicios - Regional Atlántico</w:t>
+              <w:t>Centro de Comercio y Servicios -Regional Tolima</w:t>
             </w:r>
           </w:p>
         </w:tc>
@@ -15087,54 +15192,27 @@
 </file>
 
 <file path=customXml/item1.xml><?xml version="1.0" encoding="utf-8"?>
-<b:Sources xmlns:b="http://schemas.openxmlformats.org/officeDocument/2006/bibliography" xmlns="http://schemas.openxmlformats.org/officeDocument/2006/bibliography" SelectedStyle="\APASixthEditionOfficeOnline.xsl" StyleName="APA" Version="6"/>
-</file>
-
-<file path=customXml/item2.xml><?xml version="1.0" encoding="utf-8"?>
-<p:properties xmlns:p="http://schemas.microsoft.com/office/2006/metadata/properties" xmlns:xsi="http://www.w3.org/2001/XMLSchema-instance" xmlns:pc="http://schemas.microsoft.com/office/infopath/2007/PartnerControls">
-  <documentManagement>
-    <TaxCatchAll xmlns="cb45339b-ced9-4d0d-8f64-77573914d53b"/>
-    <lcf76f155ced4ddcb4097134ff3c332f xmlns="43a3ca16-9c26-4813-b83f-4aec9927b43f">
-      <Terms xmlns="http://schemas.microsoft.com/office/infopath/2007/PartnerControls"/>
-    </lcf76f155ced4ddcb4097134ff3c332f>
-  </documentManagement>
-</p:properties>
-</file>
-
-<file path=customXml/item3.xml><?xml version="1.0" encoding="utf-8"?>
-<?mso-contentType ?>
-<FormTemplates xmlns="http://schemas.microsoft.com/sharepoint/v3/contenttype/forms">
-  <Display>DocumentLibraryForm</Display>
-  <Edit>DocumentLibraryForm</Edit>
-  <New>DocumentLibraryForm</New>
-</FormTemplates>
-</file>
-
-<file path=customXml/item4.xml><?xml version="1.0" encoding="utf-8"?>
-<ct:contentTypeSchema xmlns:ct="http://schemas.microsoft.com/office/2006/metadata/contentType" xmlns:ma="http://schemas.microsoft.com/office/2006/metadata/properties/metaAttributes" ct:_="" ma:_="" ma:contentTypeName="Documento" ma:contentTypeID="0x01010049282E1EDBE9234EA9E6D38F720E265F" ma:contentTypeVersion="15" ma:contentTypeDescription="Crear nuevo documento." ma:contentTypeScope="" ma:versionID="b31c7aa9eaf043a08b87120b3c4916e3">
-  <xsd:schema xmlns:xsd="http://www.w3.org/2001/XMLSchema" xmlns:xs="http://www.w3.org/2001/XMLSchema" xmlns:p="http://schemas.microsoft.com/office/2006/metadata/properties" xmlns:ns2="cb45339b-ced9-4d0d-8f64-77573914d53b" xmlns:ns3="43a3ca16-9c26-4813-b83f-4aec9927b43f" targetNamespace="http://schemas.microsoft.com/office/2006/metadata/properties" ma:root="true" ma:fieldsID="3533d065b04d75c457075bc55f1f5315" ns2:_="" ns3:_="">
-    <xsd:import namespace="cb45339b-ced9-4d0d-8f64-77573914d53b"/>
-    <xsd:import namespace="43a3ca16-9c26-4813-b83f-4aec9927b43f"/>
+<ct:contentTypeSchema xmlns:ct="http://schemas.microsoft.com/office/2006/metadata/contentType" xmlns:ma="http://schemas.microsoft.com/office/2006/metadata/properties/metaAttributes" ct:_="" ma:_="" ma:contentTypeName="Documento" ma:contentTypeID="0x010100FC2B1768DD5A774EB396CCAB0DE361C1" ma:contentTypeVersion="12" ma:contentTypeDescription="Crear nuevo documento." ma:contentTypeScope="" ma:versionID="73bbb3c317121ea3087ce0564dba81cf">
+  <xsd:schema xmlns:xsd="http://www.w3.org/2001/XMLSchema" xmlns:xs="http://www.w3.org/2001/XMLSchema" xmlns:p="http://schemas.microsoft.com/office/2006/metadata/properties" xmlns:ns2="a70d3c18-0869-45a1-9f75-4b4b8f0f32be" xmlns:ns3="adccf511-daff-4bcb-9072-914cedbf4c7e" targetNamespace="http://schemas.microsoft.com/office/2006/metadata/properties" ma:root="true" ma:fieldsID="89b5199a66abea40ca7ec6b263fc5e35" ns2:_="" ns3:_="">
+    <xsd:import namespace="a70d3c18-0869-45a1-9f75-4b4b8f0f32be"/>
+    <xsd:import namespace="adccf511-daff-4bcb-9072-914cedbf4c7e"/>
     <xsd:element name="properties">
       <xsd:complexType>
         <xsd:sequence>
           <xsd:element name="documentManagement">
             <xsd:complexType>
               <xsd:all>
-                <xsd:element ref="ns2:SharedWithUsers" minOccurs="0"/>
-                <xsd:element ref="ns2:SharedWithDetails" minOccurs="0"/>
-                <xsd:element ref="ns3:MediaServiceMetadata" minOccurs="0"/>
-                <xsd:element ref="ns3:MediaServiceFastMetadata" minOccurs="0"/>
-                <xsd:element ref="ns3:MediaServiceDateTaken" minOccurs="0"/>
-                <xsd:element ref="ns3:MediaServiceObjectDetectorVersions" minOccurs="0"/>
-                <xsd:element ref="ns3:MediaLengthInSeconds" minOccurs="0"/>
-                <xsd:element ref="ns3:MediaServiceLocation" minOccurs="0"/>
-                <xsd:element ref="ns3:MediaServiceGenerationTime" minOccurs="0"/>
-                <xsd:element ref="ns3:MediaServiceEventHashCode" minOccurs="0"/>
-                <xsd:element ref="ns3:lcf76f155ced4ddcb4097134ff3c332f" minOccurs="0"/>
-                <xsd:element ref="ns2:TaxCatchAll" minOccurs="0"/>
-                <xsd:element ref="ns3:MediaServiceOCR" minOccurs="0"/>
-                <xsd:element ref="ns3:MediaServiceSearchProperties" minOccurs="0"/>
+                <xsd:element ref="ns2:MediaServiceMetadata" minOccurs="0"/>
+                <xsd:element ref="ns2:MediaServiceFastMetadata" minOccurs="0"/>
+                <xsd:element ref="ns2:MediaServiceSearchProperties" minOccurs="0"/>
+                <xsd:element ref="ns2:MediaServiceDateTaken" minOccurs="0"/>
+                <xsd:element ref="ns2:MediaServiceGenerationTime" minOccurs="0"/>
+                <xsd:element ref="ns2:MediaServiceEventHashCode" minOccurs="0"/>
+                <xsd:element ref="ns2:MediaLengthInSeconds" minOccurs="0"/>
+                <xsd:element ref="ns2:lcf76f155ced4ddcb4097134ff3c332f" minOccurs="0"/>
+                <xsd:element ref="ns3:TaxCatchAll" minOccurs="0"/>
+                <xsd:element ref="ns2:MediaServiceOCR" minOccurs="0"/>
+                <xsd:element ref="ns2:MediaServiceBillingMetadata" minOccurs="0"/>
               </xsd:all>
             </xsd:complexType>
           </xsd:element>
@@ -15142,36 +15220,68 @@
       </xsd:complexType>
     </xsd:element>
   </xsd:schema>
-  <xsd:schema xmlns:xsd="http://www.w3.org/2001/XMLSchema" xmlns:xs="http://www.w3.org/2001/XMLSchema" xmlns:dms="http://schemas.microsoft.com/office/2006/documentManagement/types" xmlns:pc="http://schemas.microsoft.com/office/infopath/2007/PartnerControls" targetNamespace="cb45339b-ced9-4d0d-8f64-77573914d53b" elementFormDefault="qualified">
+  <xsd:schema xmlns:xsd="http://www.w3.org/2001/XMLSchema" xmlns:xs="http://www.w3.org/2001/XMLSchema" xmlns:dms="http://schemas.microsoft.com/office/2006/documentManagement/types" xmlns:pc="http://schemas.microsoft.com/office/infopath/2007/PartnerControls" targetNamespace="a70d3c18-0869-45a1-9f75-4b4b8f0f32be" elementFormDefault="qualified">
     <xsd:import namespace="http://schemas.microsoft.com/office/2006/documentManagement/types"/>
     <xsd:import namespace="http://schemas.microsoft.com/office/infopath/2007/PartnerControls"/>
-    <xsd:element name="SharedWithUsers" ma:index="8" nillable="true" ma:displayName="Compartido con" ma:internalName="SharedWithUsers" ma:readOnly="true">
+    <xsd:element name="MediaServiceMetadata" ma:index="8" nillable="true" ma:displayName="MediaServiceMetadata" ma:hidden="true" ma:internalName="MediaServiceMetadata" ma:readOnly="true">
+      <xsd:simpleType>
+        <xsd:restriction base="dms:Note"/>
+      </xsd:simpleType>
+    </xsd:element>
+    <xsd:element name="MediaServiceFastMetadata" ma:index="9" nillable="true" ma:displayName="MediaServiceFastMetadata" ma:hidden="true" ma:internalName="MediaServiceFastMetadata" ma:readOnly="true">
+      <xsd:simpleType>
+        <xsd:restriction base="dms:Note"/>
+      </xsd:simpleType>
+    </xsd:element>
+    <xsd:element name="MediaServiceSearchProperties" ma:index="10" nillable="true" ma:displayName="MediaServiceSearchProperties" ma:hidden="true" ma:internalName="MediaServiceSearchProperties" ma:readOnly="true">
+      <xsd:simpleType>
+        <xsd:restriction base="dms:Note"/>
+      </xsd:simpleType>
+    </xsd:element>
+    <xsd:element name="MediaServiceDateTaken" ma:index="11" nillable="true" ma:displayName="MediaServiceDateTaken" ma:hidden="true" ma:indexed="true" ma:internalName="MediaServiceDateTaken" ma:readOnly="true">
+      <xsd:simpleType>
+        <xsd:restriction base="dms:Text"/>
+      </xsd:simpleType>
+    </xsd:element>
+    <xsd:element name="MediaServiceGenerationTime" ma:index="12" nillable="true" ma:displayName="MediaServiceGenerationTime" ma:hidden="true" ma:internalName="MediaServiceGenerationTime" ma:readOnly="true">
+      <xsd:simpleType>
+        <xsd:restriction base="dms:Text"/>
+      </xsd:simpleType>
+    </xsd:element>
+    <xsd:element name="MediaServiceEventHashCode" ma:index="13" nillable="true" ma:displayName="MediaServiceEventHashCode" ma:hidden="true" ma:internalName="MediaServiceEventHashCode" ma:readOnly="true">
+      <xsd:simpleType>
+        <xsd:restriction base="dms:Text"/>
+      </xsd:simpleType>
+    </xsd:element>
+    <xsd:element name="MediaLengthInSeconds" ma:index="14" nillable="true" ma:displayName="MediaLengthInSeconds" ma:hidden="true" ma:internalName="MediaLengthInSeconds" ma:readOnly="true">
+      <xsd:simpleType>
+        <xsd:restriction base="dms:Unknown"/>
+      </xsd:simpleType>
+    </xsd:element>
+    <xsd:element name="lcf76f155ced4ddcb4097134ff3c332f" ma:index="16" nillable="true" ma:taxonomy="true" ma:internalName="lcf76f155ced4ddcb4097134ff3c332f" ma:taxonomyFieldName="MediaServiceImageTags" ma:displayName="Etiquetas de imagen" ma:readOnly="false" ma:fieldId="{5cf76f15-5ced-4ddc-b409-7134ff3c332f}" ma:taxonomyMulti="true" ma:sspId="d33c8c81-5745-4931-bcc4-c2aeafe86780" ma:termSetId="09814cd3-568e-fe90-9814-8d621ff8fb84" ma:anchorId="fba54fb3-c3e1-fe81-a776-ca4b69148c4d" ma:open="true" ma:isKeyword="false">
       <xsd:complexType>
-        <xsd:complexContent>
-          <xsd:extension base="dms:UserMulti">
-            <xsd:sequence>
-              <xsd:element name="UserInfo" minOccurs="0" maxOccurs="unbounded">
-                <xsd:complexType>
-                  <xsd:sequence>
-                    <xsd:element name="DisplayName" type="xsd:string" minOccurs="0"/>
-                    <xsd:element name="AccountId" type="dms:UserId" minOccurs="0" nillable="true"/>
-                    <xsd:element name="AccountType" type="xsd:string" minOccurs="0"/>
-                  </xsd:sequence>
-                </xsd:complexType>
-              </xsd:element>
-            </xsd:sequence>
-          </xsd:extension>
-        </xsd:complexContent>
+        <xsd:sequence>
+          <xsd:element ref="pc:Terms" minOccurs="0" maxOccurs="1"/>
+        </xsd:sequence>
       </xsd:complexType>
     </xsd:element>
-    <xsd:element name="SharedWithDetails" ma:index="9" nillable="true" ma:displayName="Detalles de uso compartido" ma:internalName="SharedWithDetails" ma:readOnly="true">
+    <xsd:element name="MediaServiceOCR" ma:index="18" nillable="true" ma:displayName="Extracted Text" ma:internalName="MediaServiceOCR" ma:readOnly="true">
       <xsd:simpleType>
         <xsd:restriction base="dms:Note">
           <xsd:maxLength value="255"/>
         </xsd:restriction>
       </xsd:simpleType>
     </xsd:element>
-    <xsd:element name="TaxCatchAll" ma:index="20" nillable="true" ma:displayName="Taxonomy Catch All Column" ma:hidden="true" ma:list="{2f40a149-578b-41a1-8845-c88bc1831770}" ma:internalName="TaxCatchAll" ma:showField="CatchAllData" ma:web="cb45339b-ced9-4d0d-8f64-77573914d53b">
+    <xsd:element name="MediaServiceBillingMetadata" ma:index="19" nillable="true" ma:displayName="MediaServiceBillingMetadata" ma:hidden="true" ma:internalName="MediaServiceBillingMetadata" ma:readOnly="true">
+      <xsd:simpleType>
+        <xsd:restriction base="dms:Note"/>
+      </xsd:simpleType>
+    </xsd:element>
+  </xsd:schema>
+  <xsd:schema xmlns:xsd="http://www.w3.org/2001/XMLSchema" xmlns:xs="http://www.w3.org/2001/XMLSchema" xmlns:dms="http://schemas.microsoft.com/office/2006/documentManagement/types" xmlns:pc="http://schemas.microsoft.com/office/infopath/2007/PartnerControls" targetNamespace="adccf511-daff-4bcb-9072-914cedbf4c7e" elementFormDefault="qualified">
+    <xsd:import namespace="http://schemas.microsoft.com/office/2006/documentManagement/types"/>
+    <xsd:import namespace="http://schemas.microsoft.com/office/infopath/2007/PartnerControls"/>
+    <xsd:element name="TaxCatchAll" ma:index="17" nillable="true" ma:displayName="Taxonomy Catch All Column" ma:hidden="true" ma:list="{d55fdbc5-1632-489d-aeea-ba6fd7407963}" ma:internalName="TaxCatchAll" ma:showField="CatchAllData" ma:web="adccf511-daff-4bcb-9072-914cedbf4c7e">
       <xsd:complexType>
         <xsd:complexContent>
           <xsd:extension base="dms:MultiChoiceLookup">
@@ -15181,69 +15291,6 @@
           </xsd:extension>
         </xsd:complexContent>
       </xsd:complexType>
-    </xsd:element>
-  </xsd:schema>
-  <xsd:schema xmlns:xsd="http://www.w3.org/2001/XMLSchema" xmlns:xs="http://www.w3.org/2001/XMLSchema" xmlns:dms="http://schemas.microsoft.com/office/2006/documentManagement/types" xmlns:pc="http://schemas.microsoft.com/office/infopath/2007/PartnerControls" targetNamespace="43a3ca16-9c26-4813-b83f-4aec9927b43f" elementFormDefault="qualified">
-    <xsd:import namespace="http://schemas.microsoft.com/office/2006/documentManagement/types"/>
-    <xsd:import namespace="http://schemas.microsoft.com/office/infopath/2007/PartnerControls"/>
-    <xsd:element name="MediaServiceMetadata" ma:index="10" nillable="true" ma:displayName="MediaServiceMetadata" ma:hidden="true" ma:internalName="MediaServiceMetadata" ma:readOnly="true">
-      <xsd:simpleType>
-        <xsd:restriction base="dms:Note"/>
-      </xsd:simpleType>
-    </xsd:element>
-    <xsd:element name="MediaServiceFastMetadata" ma:index="11" nillable="true" ma:displayName="MediaServiceFastMetadata" ma:hidden="true" ma:internalName="MediaServiceFastMetadata" ma:readOnly="true">
-      <xsd:simpleType>
-        <xsd:restriction base="dms:Note"/>
-      </xsd:simpleType>
-    </xsd:element>
-    <xsd:element name="MediaServiceDateTaken" ma:index="12" nillable="true" ma:displayName="MediaServiceDateTaken" ma:hidden="true" ma:indexed="true" ma:internalName="MediaServiceDateTaken" ma:readOnly="true">
-      <xsd:simpleType>
-        <xsd:restriction base="dms:Text"/>
-      </xsd:simpleType>
-    </xsd:element>
-    <xsd:element name="MediaServiceObjectDetectorVersions" ma:index="13" nillable="true" ma:displayName="MediaServiceObjectDetectorVersions" ma:hidden="true" ma:indexed="true" ma:internalName="MediaServiceObjectDetectorVersions" ma:readOnly="true">
-      <xsd:simpleType>
-        <xsd:restriction base="dms:Text"/>
-      </xsd:simpleType>
-    </xsd:element>
-    <xsd:element name="MediaLengthInSeconds" ma:index="14" nillable="true" ma:displayName="MediaLengthInSeconds" ma:hidden="true" ma:internalName="MediaLengthInSeconds" ma:readOnly="true">
-      <xsd:simpleType>
-        <xsd:restriction base="dms:Unknown"/>
-      </xsd:simpleType>
-    </xsd:element>
-    <xsd:element name="MediaServiceLocation" ma:index="15" nillable="true" ma:displayName="Location" ma:indexed="true" ma:internalName="MediaServiceLocation" ma:readOnly="true">
-      <xsd:simpleType>
-        <xsd:restriction base="dms:Text"/>
-      </xsd:simpleType>
-    </xsd:element>
-    <xsd:element name="MediaServiceGenerationTime" ma:index="16" nillable="true" ma:displayName="MediaServiceGenerationTime" ma:hidden="true" ma:internalName="MediaServiceGenerationTime" ma:readOnly="true">
-      <xsd:simpleType>
-        <xsd:restriction base="dms:Text"/>
-      </xsd:simpleType>
-    </xsd:element>
-    <xsd:element name="MediaServiceEventHashCode" ma:index="17" nillable="true" ma:displayName="MediaServiceEventHashCode" ma:hidden="true" ma:internalName="MediaServiceEventHashCode" ma:readOnly="true">
-      <xsd:simpleType>
-        <xsd:restriction base="dms:Text"/>
-      </xsd:simpleType>
-    </xsd:element>
-    <xsd:element name="lcf76f155ced4ddcb4097134ff3c332f" ma:index="19" nillable="true" ma:taxonomy="true" ma:internalName="lcf76f155ced4ddcb4097134ff3c332f" ma:taxonomyFieldName="MediaServiceImageTags" ma:displayName="Etiquetas de imagen" ma:readOnly="false" ma:fieldId="{5cf76f15-5ced-4ddc-b409-7134ff3c332f}" ma:taxonomyMulti="true" ma:sspId="d33c8c81-5745-4931-bcc4-c2aeafe86780" ma:termSetId="09814cd3-568e-fe90-9814-8d621ff8fb84" ma:anchorId="fba54fb3-c3e1-fe81-a776-ca4b69148c4d" ma:open="true" ma:isKeyword="false">
-      <xsd:complexType>
-        <xsd:sequence>
-          <xsd:element ref="pc:Terms" minOccurs="0" maxOccurs="1"/>
-        </xsd:sequence>
-      </xsd:complexType>
-    </xsd:element>
-    <xsd:element name="MediaServiceOCR" ma:index="21" nillable="true" ma:displayName="Extracted Text" ma:internalName="MediaServiceOCR" ma:readOnly="true">
-      <xsd:simpleType>
-        <xsd:restriction base="dms:Note">
-          <xsd:maxLength value="255"/>
-        </xsd:restriction>
-      </xsd:simpleType>
-    </xsd:element>
-    <xsd:element name="MediaServiceSearchProperties" ma:index="22" nillable="true" ma:displayName="MediaServiceSearchProperties" ma:hidden="true" ma:internalName="MediaServiceSearchProperties" ma:readOnly="true">
-      <xsd:simpleType>
-        <xsd:restriction base="dms:Note"/>
-      </xsd:simpleType>
     </xsd:element>
   </xsd:schema>
   <xsd:schema xmlns="http://schemas.openxmlformats.org/package/2006/metadata/core-properties" xmlns:xsd="http://www.w3.org/2001/XMLSchema" xmlns:xsi="http://www.w3.org/2001/XMLSchema-instance" xmlns:dc="http://purl.org/dc/elements/1.1/" xmlns:dcterms="http://purl.org/dc/terms/" xmlns:odoc="http://schemas.microsoft.com/internal/obd" targetNamespace="http://schemas.openxmlformats.org/package/2006/metadata/core-properties" elementFormDefault="qualified" attributeFormDefault="unqualified" blockDefault="#all">
@@ -15345,42 +15392,39 @@
 </ct:contentTypeSchema>
 </file>
 
-<file path=customXml/itemProps1.xml><?xml version="1.0" encoding="utf-8"?>
-<ds:datastoreItem xmlns:ds="http://schemas.openxmlformats.org/officeDocument/2006/customXml" ds:itemID="{E8AB44A3-7C62-4BD2-82ED-8ABC209970FA}">
-  <ds:schemaRefs>
-    <ds:schemaRef ds:uri="http://schemas.openxmlformats.org/officeDocument/2006/bibliography"/>
-  </ds:schemaRefs>
-</ds:datastoreItem>
+<file path=customXml/item2.xml><?xml version="1.0" encoding="utf-8"?>
+<?mso-contentType ?>
+<FormTemplates xmlns="http://schemas.microsoft.com/sharepoint/v3/contenttype/forms">
+  <Display>DocumentLibraryForm</Display>
+  <Edit>DocumentLibraryForm</Edit>
+  <New>DocumentLibraryForm</New>
+</FormTemplates>
 </file>
 
-<file path=customXml/itemProps2.xml><?xml version="1.0" encoding="utf-8"?>
-<ds:datastoreItem xmlns:ds="http://schemas.openxmlformats.org/officeDocument/2006/customXml" ds:itemID="{1145D752-ACC1-45E1-AB53-0C756F67FC7F}">
-  <ds:schemaRefs>
-    <ds:schemaRef ds:uri="http://schemas.microsoft.com/office/2006/metadata/properties"/>
-    <ds:schemaRef ds:uri="http://schemas.microsoft.com/office/infopath/2007/PartnerControls"/>
-    <ds:schemaRef ds:uri="cb45339b-ced9-4d0d-8f64-77573914d53b"/>
-    <ds:schemaRef ds:uri="43a3ca16-9c26-4813-b83f-4aec9927b43f"/>
-  </ds:schemaRefs>
-</ds:datastoreItem>
+<file path=customXml/item3.xml><?xml version="1.0" encoding="utf-8"?>
+<p:properties xmlns:p="http://schemas.microsoft.com/office/2006/metadata/properties" xmlns:xsi="http://www.w3.org/2001/XMLSchema-instance" xmlns:pc="http://schemas.microsoft.com/office/infopath/2007/PartnerControls">
+  <documentManagement>
+    <TaxCatchAll xmlns="adccf511-daff-4bcb-9072-914cedbf4c7e" xsi:nil="true"/>
+    <lcf76f155ced4ddcb4097134ff3c332f xmlns="a70d3c18-0869-45a1-9f75-4b4b8f0f32be">
+      <Terms xmlns="http://schemas.microsoft.com/office/infopath/2007/PartnerControls"/>
+    </lcf76f155ced4ddcb4097134ff3c332f>
+  </documentManagement>
+</p:properties>
 </file>
 
-<file path=customXml/itemProps3.xml><?xml version="1.0" encoding="utf-8"?>
-<ds:datastoreItem xmlns:ds="http://schemas.openxmlformats.org/officeDocument/2006/customXml" ds:itemID="{81CBDEC1-3B00-44ED-AD36-0268077980BA}">
-  <ds:schemaRefs>
-    <ds:schemaRef ds:uri="http://schemas.microsoft.com/sharepoint/v3/contenttype/forms"/>
-  </ds:schemaRefs>
-</ds:datastoreItem>
+<file path=customXml/item4.xml><?xml version="1.0" encoding="utf-8"?>
+<b:Sources xmlns:b="http://schemas.openxmlformats.org/officeDocument/2006/bibliography" xmlns="http://schemas.openxmlformats.org/officeDocument/2006/bibliography" SelectedStyle="\APASixthEditionOfficeOnline.xsl" StyleName="APA" Version="6"/>
 </file>
 
-<file path=customXml/itemProps4.xml><?xml version="1.0" encoding="utf-8"?>
-<ds:datastoreItem xmlns:ds="http://schemas.openxmlformats.org/officeDocument/2006/customXml" ds:itemID="{DF43E046-DB0C-42D1-8C73-AE38B52F1ED7}">
+<file path=customXml/itemProps1.xml><?xml version="1.0" encoding="utf-8"?>
+<ds:datastoreItem xmlns:ds="http://schemas.openxmlformats.org/officeDocument/2006/customXml" ds:itemID="{13D819DB-20AA-40DE-920C-3A838D1B911B}">
   <ds:schemaRefs>
     <ds:schemaRef ds:uri="http://schemas.microsoft.com/office/2006/metadata/contentType"/>
     <ds:schemaRef ds:uri="http://schemas.microsoft.com/office/2006/metadata/properties/metaAttributes"/>
     <ds:schemaRef ds:uri="http://www.w3.org/2001/XMLSchema"/>
     <ds:schemaRef ds:uri="http://schemas.microsoft.com/office/2006/metadata/properties"/>
-    <ds:schemaRef ds:uri="cb45339b-ced9-4d0d-8f64-77573914d53b"/>
-    <ds:schemaRef ds:uri="43a3ca16-9c26-4813-b83f-4aec9927b43f"/>
+    <ds:schemaRef ds:uri="a70d3c18-0869-45a1-9f75-4b4b8f0f32be"/>
+    <ds:schemaRef ds:uri="adccf511-daff-4bcb-9072-914cedbf4c7e"/>
     <ds:schemaRef ds:uri="http://schemas.microsoft.com/office/2006/documentManagement/types"/>
     <ds:schemaRef ds:uri="http://schemas.microsoft.com/office/infopath/2007/PartnerControls"/>
     <ds:schemaRef ds:uri="http://schemas.openxmlformats.org/package/2006/metadata/core-properties"/>
@@ -15389,4 +15433,31 @@
     <ds:schemaRef ds:uri="http://schemas.microsoft.com/internal/obd"/>
   </ds:schemaRefs>
 </ds:datastoreItem>
+</file>
+
+<file path=customXml/itemProps2.xml><?xml version="1.0" encoding="utf-8"?>
+<ds:datastoreItem xmlns:ds="http://schemas.openxmlformats.org/officeDocument/2006/customXml" ds:itemID="{81CBDEC1-3B00-44ED-AD36-0268077980BA}">
+  <ds:schemaRefs>
+    <ds:schemaRef ds:uri="http://schemas.microsoft.com/sharepoint/v3/contenttype/forms"/>
+  </ds:schemaRefs>
+</ds:datastoreItem>
+</file>
+
+<file path=customXml/itemProps3.xml><?xml version="1.0" encoding="utf-8"?>
+<ds:datastoreItem xmlns:ds="http://schemas.openxmlformats.org/officeDocument/2006/customXml" ds:itemID="{1145D752-ACC1-45E1-AB53-0C756F67FC7F}">
+  <ds:schemaRefs>
+    <ds:schemaRef ds:uri="http://schemas.microsoft.com/office/2006/metadata/properties"/>
+    <ds:schemaRef ds:uri="http://schemas.microsoft.com/office/infopath/2007/PartnerControls"/>
+    <ds:schemaRef ds:uri="adccf511-daff-4bcb-9072-914cedbf4c7e"/>
+    <ds:schemaRef ds:uri="a70d3c18-0869-45a1-9f75-4b4b8f0f32be"/>
+  </ds:schemaRefs>
+</ds:datastoreItem>
+</file>
+
+<file path=customXml/itemProps4.xml><?xml version="1.0" encoding="utf-8"?>
+<ds:datastoreItem xmlns:ds="http://schemas.openxmlformats.org/officeDocument/2006/customXml" ds:itemID="{E8AB44A3-7C62-4BD2-82ED-8ABC209970FA}">
+  <ds:schemaRefs>
+    <ds:schemaRef ds:uri="http://schemas.openxmlformats.org/officeDocument/2006/bibliography"/>
+  </ds:schemaRefs>
+</ds:datastoreItem>
 </file>